--- a/Docs/Analyse Preliminaire Application.docx
+++ b/Docs/Analyse Preliminaire Application.docx
@@ -994,6 +994,7 @@
           <w:sz w:val="36"/>
           <w:szCs w:val="36"/>
         </w:rPr>
+        <w:lastRenderedPageBreak/>
         <w:t xml:space="preserve">    </w:t>
       </w:r>
       <w:bookmarkStart w:id="11" w:name="_Toc222078020"/>
@@ -1591,6 +1592,7 @@
         <w:rPr>
           <w:lang w:val="fr-CA"/>
         </w:rPr>
+        <w:lastRenderedPageBreak/>
         <w:t>3</w:t>
       </w:r>
       <w:r>
@@ -2540,6 +2542,7 @@
           <w:noProof/>
           <w:lang w:val="fr-CA"/>
         </w:rPr>
+        <w:lastRenderedPageBreak/>
         <w:drawing>
           <wp:anchor distT="0" distB="0" distL="114300" distR="114300" simplePos="0" relativeHeight="251658241" behindDoc="0" locked="0" layoutInCell="1" allowOverlap="1" wp14:anchorId="64F6B47C" wp14:editId="277D27E1">
             <wp:simplePos x="0" y="0"/>
@@ -3104,6 +3107,7 @@
           <w:noProof/>
           <w:lang w:val="fr-CA"/>
         </w:rPr>
+        <w:lastRenderedPageBreak/>
         <w:drawing>
           <wp:inline distT="0" distB="0" distL="0" distR="0" wp14:anchorId="163F9683" wp14:editId="207DCCA0">
             <wp:extent cx="3484001" cy="2469823"/>
@@ -3499,6 +3503,7 @@
       <w:bookmarkStart w:id="16" w:name="_Toc220046945"/>
       <w:bookmarkStart w:id="17" w:name="_Toc222078025"/>
       <w:r>
+        <w:lastRenderedPageBreak/>
         <w:t>6</w:t>
       </w:r>
       <w:r>
@@ -3673,6 +3678,7 @@
         <w:rPr>
           <w:noProof/>
         </w:rPr>
+        <w:lastRenderedPageBreak/>
         <w:drawing>
           <wp:inline distT="0" distB="0" distL="0" distR="0" wp14:anchorId="15A70C73" wp14:editId="06072CA0">
             <wp:extent cx="5942598" cy="4380245"/>
@@ -3800,6 +3806,7 @@
         <w:rPr>
           <w:noProof/>
         </w:rPr>
+        <w:lastRenderedPageBreak/>
         <w:drawing>
           <wp:inline distT="0" distB="0" distL="0" distR="0" wp14:anchorId="5CD672CB" wp14:editId="133B101D">
             <wp:extent cx="5943580" cy="4476292"/>
@@ -3930,6 +3937,7 @@
         <w:rPr>
           <w:noProof/>
         </w:rPr>
+        <w:lastRenderedPageBreak/>
         <w:drawing>
           <wp:inline distT="0" distB="0" distL="0" distR="0" wp14:anchorId="3136B3FC" wp14:editId="4AB2F29E">
             <wp:extent cx="4528185" cy="5784112"/>
@@ -4057,6 +4065,7 @@
           <w:iCs/>
           <w:noProof/>
         </w:rPr>
+        <w:lastRenderedPageBreak/>
         <w:drawing>
           <wp:inline distT="0" distB="0" distL="0" distR="0" wp14:anchorId="08A44FE3" wp14:editId="646BCE76">
             <wp:extent cx="4070985" cy="5805377"/>
@@ -4183,6 +4192,7 @@
         <w:rPr>
           <w:noProof/>
         </w:rPr>
+        <w:lastRenderedPageBreak/>
         <w:drawing>
           <wp:inline distT="0" distB="0" distL="0" distR="0" wp14:anchorId="669825B0" wp14:editId="22AADB98">
             <wp:extent cx="4114754" cy="5816009"/>
@@ -4302,6 +4312,7 @@
         <w:rPr>
           <w:noProof/>
         </w:rPr>
+        <w:lastRenderedPageBreak/>
         <w:drawing>
           <wp:inline distT="0" distB="0" distL="0" distR="0" wp14:anchorId="47F5E4A7" wp14:editId="65907E4A">
             <wp:extent cx="2711140" cy="5425118"/>
@@ -4566,6 +4577,7 @@
           <w:bCs/>
           <w:lang w:val="fr-CA"/>
         </w:rPr>
+        <w:lastRenderedPageBreak/>
         <w:t>Extension (Set)</w:t>
       </w:r>
     </w:p>

--- a/Docs/Analyse Preliminaire Application.docx
+++ b/Docs/Analyse Preliminaire Application.docx
@@ -3037,6 +3037,7 @@
     </w:p>
     <w:p>
       <w:pPr>
+        <w:ind w:left="720" w:hanging="720"/>
         <w:rPr>
           <w:lang w:val="fr-CA"/>
         </w:rPr>

--- a/Docs/Analyse Preliminaire Application.docx
+++ b/Docs/Analyse Preliminaire Application.docx
@@ -1107,6 +1107,7 @@
           <w:sz w:val="36"/>
           <w:szCs w:val="36"/>
         </w:rPr>
+        <w:lastRenderedPageBreak/>
         <w:t xml:space="preserve">    </w:t>
       </w:r>
       <w:bookmarkStart w:id="11" w:name="_Toc224597204"/>
@@ -1764,6 +1765,7 @@
           <w:sz w:val="36"/>
           <w:szCs w:val="36"/>
         </w:rPr>
+        <w:lastRenderedPageBreak/>
         <w:t>3.Exigence</w:t>
       </w:r>
       <w:r>
@@ -1960,7 +1962,15 @@
         <w:t xml:space="preserve"> filtrer avec </w:t>
       </w:r>
       <w:r>
-        <w:t xml:space="preserve">un dropdown menu sur </w:t>
+        <w:t xml:space="preserve">un </w:t>
+      </w:r>
+      <w:proofErr w:type="spellStart"/>
+      <w:r>
+        <w:t>dropdown</w:t>
+      </w:r>
+      <w:proofErr w:type="spellEnd"/>
+      <w:r>
+        <w:t xml:space="preserve"> menu sur </w:t>
       </w:r>
       <w:r>
         <w:t>certain filtre</w:t>
@@ -2044,6 +2054,7 @@
         <w:ind w:left="2160"/>
       </w:pPr>
       <w:r>
+        <w:lastRenderedPageBreak/>
         <w:t>3</w:t>
       </w:r>
       <w:r>
@@ -2205,11 +2216,18 @@
         <w:t xml:space="preserve"> le</w:t>
       </w:r>
       <w:r>
-        <w:t xml:space="preserve"> texte</w:t>
+        <w:t xml:space="preserve"> </w:t>
+      </w:r>
+      <w:proofErr w:type="spellStart"/>
+      <w:proofErr w:type="gramStart"/>
+      <w:r>
+        <w:t>texte</w:t>
       </w:r>
       <w:r>
         <w:t>,l’image</w:t>
       </w:r>
+      <w:proofErr w:type="spellEnd"/>
+      <w:proofErr w:type="gramEnd"/>
       <w:r>
         <w:t xml:space="preserve"> et </w:t>
       </w:r>
@@ -2375,6 +2393,7 @@
           <w:sz w:val="28"/>
           <w:szCs w:val="28"/>
         </w:rPr>
+        <w:lastRenderedPageBreak/>
         <w:t>Cependant, le projet ne permettra pas les enchères entre utilisateurs et ne prendra pas en charge la gestion physique des livraisons ou des dépôts.</w:t>
       </w:r>
     </w:p>
@@ -2388,6 +2407,7 @@
         <w:rPr>
           <w:noProof/>
         </w:rPr>
+        <w:lastRenderedPageBreak/>
         <w:drawing>
           <wp:anchor distT="0" distB="0" distL="114300" distR="114300" simplePos="0" relativeHeight="251658240" behindDoc="1" locked="0" layoutInCell="1" allowOverlap="1" wp14:anchorId="19895E0D" wp14:editId="5260268C">
             <wp:simplePos x="0" y="0"/>
@@ -2782,13 +2802,23 @@
         <w:t xml:space="preserve"> comme date, adresse, ville, code postal</w:t>
       </w:r>
       <w:r>
-        <w:t xml:space="preserve"> et permet de relier cette commande à l’utilisateur ainsi qu’aux produits co</w:t>
-      </w:r>
+        <w:t xml:space="preserve"> et permet de relier cette commande à l’utilisateur ainsi qu’aux produits </w:t>
+      </w:r>
+      <w:proofErr w:type="spellStart"/>
+      <w:r>
+        <w:t>co</w:t>
+      </w:r>
+      <w:proofErr w:type="spellEnd"/>
       <w:r>
         <w:tab/>
       </w:r>
-      <w:r>
-        <w:t>mmandés.</w:t>
+      <w:proofErr w:type="spellStart"/>
+      <w:r>
+        <w:t>mmandés</w:t>
+      </w:r>
+      <w:proofErr w:type="spellEnd"/>
+      <w:r>
+        <w:t>.</w:t>
       </w:r>
     </w:p>
     <w:p>
@@ -2806,6 +2836,7 @@
         <w:rPr>
           <w:noProof/>
         </w:rPr>
+        <w:lastRenderedPageBreak/>
         <w:drawing>
           <wp:inline distT="0" distB="0" distL="0" distR="0" wp14:anchorId="163F9683" wp14:editId="207DCCA0">
             <wp:extent cx="3484001" cy="2469823"/>
@@ -3038,6 +3069,7 @@
       <w:bookmarkStart w:id="16" w:name="_Toc220046945"/>
       <w:bookmarkStart w:id="17" w:name="_Toc224597209"/>
       <w:r>
+        <w:lastRenderedPageBreak/>
         <w:t>6</w:t>
       </w:r>
       <w:r>
@@ -3072,6 +3104,7 @@
         <w:rPr>
           <w:noProof/>
         </w:rPr>
+        <w:lastRenderedPageBreak/>
         <w:drawing>
           <wp:inline distT="0" distB="0" distL="0" distR="0" wp14:anchorId="146ABD88" wp14:editId="7D99B8E1">
             <wp:extent cx="5972175" cy="7781925"/>
@@ -3245,6 +3278,7 @@
         <w:rPr>
           <w:noProof/>
         </w:rPr>
+        <w:lastRenderedPageBreak/>
         <w:drawing>
           <wp:inline distT="0" distB="0" distL="0" distR="0" wp14:anchorId="3456E85F" wp14:editId="51135A74">
             <wp:extent cx="5943600" cy="5747385"/>
@@ -3359,6 +3393,7 @@
         <w:rPr>
           <w:noProof/>
         </w:rPr>
+        <w:lastRenderedPageBreak/>
         <w:drawing>
           <wp:inline distT="0" distB="0" distL="0" distR="0" wp14:anchorId="44B81212" wp14:editId="649A0FC8">
             <wp:extent cx="4229467" cy="5677392"/>
@@ -3476,6 +3511,7 @@
           <w:iCs/>
           <w:noProof/>
         </w:rPr>
+        <w:lastRenderedPageBreak/>
         <w:drawing>
           <wp:inline distT="0" distB="0" distL="0" distR="0" wp14:anchorId="43FBD065" wp14:editId="73324149">
             <wp:extent cx="4806950" cy="6701162"/>
@@ -3589,6 +3625,7 @@
         <w:rPr>
           <w:noProof/>
         </w:rPr>
+        <w:lastRenderedPageBreak/>
         <w:drawing>
           <wp:inline distT="0" distB="0" distL="0" distR="0" wp14:anchorId="08BF6355" wp14:editId="31526E19">
             <wp:extent cx="3581710" cy="5601185"/>
@@ -3688,6 +3725,7 @@
         <w:rPr>
           <w:noProof/>
         </w:rPr>
+        <w:lastRenderedPageBreak/>
         <w:drawing>
           <wp:inline distT="0" distB="0" distL="0" distR="0" wp14:anchorId="10DB38F7" wp14:editId="452508D6">
             <wp:extent cx="2514818" cy="5806943"/>
@@ -3869,6 +3907,7 @@
           <w:b/>
           <w:bCs/>
         </w:rPr>
+        <w:lastRenderedPageBreak/>
         <w:t>Exigence fonctionnelle</w:t>
       </w:r>
     </w:p>
@@ -4263,6 +4302,7 @@
         </w:tabs>
       </w:pPr>
       <w:r>
+        <w:lastRenderedPageBreak/>
         <w:tab/>
       </w:r>
     </w:p>
@@ -4874,7 +4914,21 @@
               <w:rPr>
                 <w:rFonts w:ascii="Times New Roman" w:eastAsia="Times New Roman" w:hAnsi="Times New Roman" w:cs="Times New Roman"/>
               </w:rPr>
-              <w:t>Le client saisit son email et son mot de passe. Le système vérifie que les informations sont correctes. Si elles sont valides, le système connecte le client et le redirige vers la page d’accueil ou la page admin si l’utilisateur est administrateur. Si les informations sont incorrectes, le système affiche un message d’erreur.</w:t>
+              <w:t xml:space="preserve">Le client saisit son </w:t>
+            </w:r>
+            <w:proofErr w:type="gramStart"/>
+            <w:r>
+              <w:rPr>
+                <w:rFonts w:ascii="Times New Roman" w:eastAsia="Times New Roman" w:hAnsi="Times New Roman" w:cs="Times New Roman"/>
+              </w:rPr>
+              <w:t>email</w:t>
+            </w:r>
+            <w:proofErr w:type="gramEnd"/>
+            <w:r>
+              <w:rPr>
+                <w:rFonts w:ascii="Times New Roman" w:eastAsia="Times New Roman" w:hAnsi="Times New Roman" w:cs="Times New Roman"/>
+              </w:rPr>
+              <w:t xml:space="preserve"> et son mot de passe. Le système vérifie que les informations sont correctes. Si elles sont valides, le système connecte le client et le redirige vers la page d’accueil ou la page admin si l’utilisateur est administrateur. Si les informations sont incorrectes, le système affiche un message d’erreur.</w:t>
             </w:r>
           </w:p>
         </w:tc>
@@ -5125,7 +5179,21 @@
               <w:rPr>
                 <w:rFonts w:ascii="Times New Roman" w:eastAsia="Times New Roman" w:hAnsi="Times New Roman" w:cs="Times New Roman"/>
               </w:rPr>
-              <w:t xml:space="preserve">mets son email et mot de passe </w:t>
+              <w:t xml:space="preserve">mets son </w:t>
+            </w:r>
+            <w:proofErr w:type="gramStart"/>
+            <w:r>
+              <w:rPr>
+                <w:rFonts w:ascii="Times New Roman" w:eastAsia="Times New Roman" w:hAnsi="Times New Roman" w:cs="Times New Roman"/>
+              </w:rPr>
+              <w:t>email</w:t>
+            </w:r>
+            <w:proofErr w:type="gramEnd"/>
+            <w:r>
+              <w:rPr>
+                <w:rFonts w:ascii="Times New Roman" w:eastAsia="Times New Roman" w:hAnsi="Times New Roman" w:cs="Times New Roman"/>
+              </w:rPr>
+              <w:t xml:space="preserve"> et mot de passe </w:t>
             </w:r>
           </w:p>
           <w:p>
@@ -5583,11 +5651,19 @@
             <w:pPr>
               <w:jc w:val="both"/>
             </w:pPr>
-            <w:r>
-              <w:rPr>
-                <w:rFonts w:ascii="Times New Roman" w:eastAsia="Times New Roman" w:hAnsi="Times New Roman" w:cs="Times New Roman"/>
-              </w:rPr>
-              <w:t>« Email ou mot de passe incorrect »</w:t>
+            <w:proofErr w:type="gramStart"/>
+            <w:r>
+              <w:rPr>
+                <w:rFonts w:ascii="Times New Roman" w:eastAsia="Times New Roman" w:hAnsi="Times New Roman" w:cs="Times New Roman"/>
+              </w:rPr>
+              <w:t>« Email</w:t>
+            </w:r>
+            <w:proofErr w:type="gramEnd"/>
+            <w:r>
+              <w:rPr>
+                <w:rFonts w:ascii="Times New Roman" w:eastAsia="Times New Roman" w:hAnsi="Times New Roman" w:cs="Times New Roman"/>
+              </w:rPr>
+              <w:t xml:space="preserve"> ou mot de passe incorrect »</w:t>
             </w:r>
           </w:p>
           <w:p>
@@ -6212,7 +6288,21 @@
               <w:rPr>
                 <w:rFonts w:ascii="Times New Roman" w:eastAsia="Times New Roman" w:hAnsi="Times New Roman" w:cs="Times New Roman"/>
               </w:rPr>
-              <w:t xml:space="preserve">Le client saisit son email, son mot de passe et confirme </w:t>
+              <w:t xml:space="preserve">Le client saisit son </w:t>
+            </w:r>
+            <w:proofErr w:type="gramStart"/>
+            <w:r>
+              <w:rPr>
+                <w:rFonts w:ascii="Times New Roman" w:eastAsia="Times New Roman" w:hAnsi="Times New Roman" w:cs="Times New Roman"/>
+              </w:rPr>
+              <w:t>email</w:t>
+            </w:r>
+            <w:proofErr w:type="gramEnd"/>
+            <w:r>
+              <w:rPr>
+                <w:rFonts w:ascii="Times New Roman" w:eastAsia="Times New Roman" w:hAnsi="Times New Roman" w:cs="Times New Roman"/>
+              </w:rPr>
+              <w:t xml:space="preserve">, son mot de passe et confirme </w:t>
             </w:r>
             <w:r>
               <w:rPr>
@@ -6224,7 +6314,21 @@
               <w:rPr>
                 <w:rFonts w:ascii="Times New Roman" w:eastAsia="Times New Roman" w:hAnsi="Times New Roman" w:cs="Times New Roman"/>
               </w:rPr>
-              <w:t xml:space="preserve"> mot de passe. Le système vérifie que les informations sont valides (mot de passe confirmé, email non utilisé). Si tout est correct, le système crée le compte, enregistre les informations dans la base de données et redirige le client vers la page d’accueil. Si une erreur survient, le système informe le client.</w:t>
+              <w:t xml:space="preserve"> mot de passe. Le système vérifie que les informations sont valides (mot de passe confirmé, </w:t>
+            </w:r>
+            <w:proofErr w:type="gramStart"/>
+            <w:r>
+              <w:rPr>
+                <w:rFonts w:ascii="Times New Roman" w:eastAsia="Times New Roman" w:hAnsi="Times New Roman" w:cs="Times New Roman"/>
+              </w:rPr>
+              <w:t>email</w:t>
+            </w:r>
+            <w:proofErr w:type="gramEnd"/>
+            <w:r>
+              <w:rPr>
+                <w:rFonts w:ascii="Times New Roman" w:eastAsia="Times New Roman" w:hAnsi="Times New Roman" w:cs="Times New Roman"/>
+              </w:rPr>
+              <w:t xml:space="preserve"> non utilisé). Si tout est correct, le système crée le compte, enregistre les informations dans la base de données et redirige le client vers la page d’accueil. Si une erreur survient, le système informe le client.</w:t>
             </w:r>
           </w:p>
         </w:tc>
@@ -6306,6 +6410,7 @@
           <w:b/>
           <w:bCs/>
         </w:rPr>
+        <w:lastRenderedPageBreak/>
         <w:t>Le client n’a pas encore de compte</w:t>
       </w:r>
     </w:p>
@@ -6461,12 +6566,14 @@
               </w:rPr>
               <w:t xml:space="preserve">mets son </w:t>
             </w:r>
+            <w:proofErr w:type="gramStart"/>
             <w:r>
               <w:rPr>
                 <w:rFonts w:ascii="Times New Roman" w:eastAsia="Times New Roman" w:hAnsi="Times New Roman" w:cs="Times New Roman"/>
               </w:rPr>
               <w:t>email</w:t>
             </w:r>
+            <w:proofErr w:type="gramEnd"/>
             <w:r>
               <w:rPr>
                 <w:rFonts w:ascii="Times New Roman" w:eastAsia="Times New Roman" w:hAnsi="Times New Roman" w:cs="Times New Roman"/>
@@ -6628,7 +6735,21 @@
               <w:rPr>
                 <w:rFonts w:ascii="Times New Roman" w:eastAsia="Times New Roman" w:hAnsi="Times New Roman" w:cs="Times New Roman"/>
               </w:rPr>
-              <w:t>vérifie que l’email n’est pas déjà utilisé</w:t>
+              <w:t xml:space="preserve">vérifie que </w:t>
+            </w:r>
+            <w:proofErr w:type="gramStart"/>
+            <w:r>
+              <w:rPr>
+                <w:rFonts w:ascii="Times New Roman" w:eastAsia="Times New Roman" w:hAnsi="Times New Roman" w:cs="Times New Roman"/>
+              </w:rPr>
+              <w:t>l’email</w:t>
+            </w:r>
+            <w:proofErr w:type="gramEnd"/>
+            <w:r>
+              <w:rPr>
+                <w:rFonts w:ascii="Times New Roman" w:eastAsia="Times New Roman" w:hAnsi="Times New Roman" w:cs="Times New Roman"/>
+              </w:rPr>
+              <w:t xml:space="preserve"> n’est pas déjà utilisé</w:t>
             </w:r>
           </w:p>
           <w:p>
@@ -10143,7 +10264,15 @@
         <w:t xml:space="preserve"> </w:t>
       </w:r>
       <w:r>
-        <w:t xml:space="preserve">l’équipe a décidé de s’organiser à l’aide du Kanban fourni par Github, puisque qu’ils sont habiles à l’utiliser. Suivant cette </w:t>
+        <w:t xml:space="preserve">l’équipe a décidé de s’organiser à l’aide du Kanban fourni par </w:t>
+      </w:r>
+      <w:proofErr w:type="spellStart"/>
+      <w:r>
+        <w:t>Github</w:t>
+      </w:r>
+      <w:proofErr w:type="spellEnd"/>
+      <w:r>
+        <w:t xml:space="preserve">, puisque qu’ils sont habiles à l’utiliser. Suivant cette </w:t>
       </w:r>
       <w:r>
         <w:t>logique</w:t>
@@ -10152,13 +10281,33 @@
         <w:t>, l’équipe a décidé d</w:t>
       </w:r>
       <w:r>
-        <w:t xml:space="preserve">’utiliser React,Express,Bootstrap, </w:t>
-      </w:r>
+        <w:t xml:space="preserve">’utiliser </w:t>
+      </w:r>
+      <w:proofErr w:type="spellStart"/>
+      <w:proofErr w:type="gramStart"/>
+      <w:r>
+        <w:t>React,Express</w:t>
+      </w:r>
+      <w:proofErr w:type="gramEnd"/>
+      <w:r>
+        <w:t>,Bootstrap</w:t>
+      </w:r>
+      <w:proofErr w:type="spellEnd"/>
+      <w:r>
+        <w:t xml:space="preserve">, </w:t>
+      </w:r>
+      <w:proofErr w:type="spellStart"/>
+      <w:proofErr w:type="gramStart"/>
       <w:r>
         <w:t>Docker</w:t>
       </w:r>
       <w:r>
-        <w:t xml:space="preserve">,MySQL pour </w:t>
+        <w:t>,MySQL</w:t>
+      </w:r>
+      <w:proofErr w:type="spellEnd"/>
+      <w:proofErr w:type="gramEnd"/>
+      <w:r>
+        <w:t xml:space="preserve"> pour </w:t>
       </w:r>
       <w:r>
         <w:t xml:space="preserve">la construction du prototype. </w:t>
@@ -10185,7 +10334,15 @@
         <w:t xml:space="preserve"> cette partie étaient à chaque deux </w:t>
       </w:r>
       <w:r>
-        <w:t>semaines. Pour la séparation du travail on est aller par qui a plus de temps à consacrer aux taches qui nous devions accomplir.</w:t>
+        <w:t xml:space="preserve">semaines. Pour la séparation du travail on est </w:t>
+      </w:r>
+      <w:proofErr w:type="spellStart"/>
+      <w:r>
+        <w:t>aller</w:t>
+      </w:r>
+      <w:proofErr w:type="spellEnd"/>
+      <w:r>
+        <w:t xml:space="preserve"> par qui a plus de temps à consacrer aux taches qui nous devions accomplir.</w:t>
       </w:r>
     </w:p>
     <w:sectPr>

--- a/Docs/Analyse Preliminaire Application.docx
+++ b/Docs/Analyse Preliminaire Application.docx
@@ -2495,15 +2495,7 @@
     </w:p>
     <w:p>
       <w:pPr>
-        <w:spacing w:after="200"/>
-        <w:rPr>
-          <w:rFonts w:ascii="Calibri" w:eastAsia="Yu Mincho" w:hAnsi="Calibri" w:cs="Times New Roman"/>
-          <w:i/>
-          <w:iCs/>
-          <w:color w:val="44546A"/>
-          <w:sz w:val="18"/>
-          <w:szCs w:val="18"/>
-        </w:rPr>
+        <w:pStyle w:val="NoSpacing"/>
       </w:pPr>
       <w:r>
         <w:rPr>
@@ -2566,58 +2558,18 @@
         </w:drawing>
       </w:r>
       <w:r>
-        <w:rPr>
-          <w:rFonts w:ascii="Calibri" w:eastAsia="Yu Mincho" w:hAnsi="Calibri" w:cs="Times New Roman"/>
-          <w:i/>
-          <w:iCs/>
-          <w:color w:val="44546A"/>
-          <w:sz w:val="18"/>
-          <w:szCs w:val="18"/>
-        </w:rPr>
         <w:t>Figure 1 et 2</w:t>
       </w:r>
       <w:r>
-        <w:rPr>
-          <w:rFonts w:ascii="Calibri" w:eastAsia="Yu Mincho" w:hAnsi="Calibri" w:cs="Times New Roman"/>
-          <w:i/>
-          <w:iCs/>
-          <w:color w:val="44546A"/>
-          <w:sz w:val="18"/>
-          <w:szCs w:val="18"/>
-        </w:rPr>
         <w:t xml:space="preserve"> : modèle</w:t>
       </w:r>
       <w:r>
-        <w:rPr>
-          <w:rFonts w:ascii="Calibri" w:eastAsia="Yu Mincho" w:hAnsi="Calibri" w:cs="Times New Roman"/>
-          <w:i/>
-          <w:iCs/>
-          <w:color w:val="44546A"/>
-          <w:sz w:val="18"/>
-          <w:szCs w:val="18"/>
-        </w:rPr>
         <w:t xml:space="preserve"> logique et </w:t>
       </w:r>
       <w:r>
-        <w:rPr>
-          <w:rFonts w:ascii="Calibri" w:eastAsia="Yu Mincho" w:hAnsi="Calibri" w:cs="Times New Roman"/>
-          <w:i/>
-          <w:iCs/>
-          <w:color w:val="44546A"/>
-          <w:sz w:val="18"/>
-          <w:szCs w:val="18"/>
-        </w:rPr>
         <w:t xml:space="preserve">modèle </w:t>
       </w:r>
       <w:r>
-        <w:rPr>
-          <w:rFonts w:ascii="Calibri" w:eastAsia="Yu Mincho" w:hAnsi="Calibri" w:cs="Times New Roman"/>
-          <w:i/>
-          <w:iCs/>
-          <w:color w:val="44546A"/>
-          <w:sz w:val="18"/>
-          <w:szCs w:val="18"/>
-        </w:rPr>
         <w:t>relationnel</w:t>
       </w:r>
     </w:p>
@@ -12626,6 +12578,23 @@
       </w:tblBorders>
     </w:tblPr>
   </w:style>
+  <w:style w:type="paragraph" w:styleId="NoSpacing">
+    <w:name w:val="No Spacing"/>
+    <w:uiPriority w:val="1"/>
+    <w:qFormat/>
+    <w:rsid w:val="00A42DBB"/>
+    <w:pPr>
+      <w:spacing w:after="0" w:line="240" w:lineRule="auto"/>
+    </w:pPr>
+    <w:rPr>
+      <w:rFonts w:eastAsiaTheme="minorEastAsia"/>
+      <w:kern w:val="0"/>
+      <w:sz w:val="24"/>
+      <w:szCs w:val="24"/>
+      <w:lang w:val="fr-CA" w:eastAsia="ja-JP"/>
+      <w14:ligatures w14:val="none"/>
+    </w:rPr>
+  </w:style>
 </w:styles>
 </file>
 
